--- a/Tailored_CVs/Shinoy_Harnham_Senior_Test_Automation_Engineer.docx
+++ b/Tailored_CVs/Shinoy_Harnham_Senior_Test_Automation_Engineer.docx
@@ -70,7 +70,7 @@
           <w:b w:val="0"/>
           <w:sz w:val="19"/>
         </w:rPr>
-        <w:t>I am a QA automation engineer with over eight years of experience building scalable testing frameworks using Playwright, TypeScript, and Java Selenium. At Tata Consultancy Services, I migrated legacy frameworks to Playwright and integrated tools like Gemini Code Assist to streamline test generation. I enjoy working closely with product teams and developers to embed quality early and maintain reliable CI/CD pipelines.</w:t>
+        <w:t>I am a QA automation engineer with over 8 years of experience building scalable test frameworks using Playwright, TypeScript, and Java. My work focuses on designing reliable end-to-end test architectures and optimising CI/CD pipelines to support fast release cycles. I've also used tools like Gemini Code Assist to streamline test generation workflows and align quality practices with engineering goals.</w:t>
       </w:r>
     </w:p>
     <w:p>
@@ -288,7 +288,7 @@
           <w:b w:val="0"/>
           <w:sz w:val="18"/>
         </w:rPr>
-        <w:t>▸ Migrated a SeleniumJava framework to Playwright TypeScript for endtoend workflows, boosting execution efficiency by 20% in a microservices environment.</w:t>
+        <w:t>▸ Designed and maintained endtoend automated test frameworks using Playwright and TypeScript, boosting execution efficiency by 20% in microservices environments.</w:t>
       </w:r>
     </w:p>
     <w:p>
@@ -301,7 +301,7 @@
           <w:b w:val="0"/>
           <w:sz w:val="18"/>
         </w:rPr>
-        <w:t>▸ Implemented CI/CD pipelines and ran automated regression test builds via Jenkins while provisioning underlying test environments using Terraform and AWS.</w:t>
+        <w:t>▸ Built automated CI/CD pipelines and scheduled regression test builds using Jenkins and GitHubintegrated workflows to maintain high platform stability.</w:t>
       </w:r>
     </w:p>
     <w:p>
@@ -314,7 +314,7 @@
           <w:b w:val="0"/>
           <w:sz w:val="18"/>
         </w:rPr>
-        <w:t>▸ Collaborated with software engineers and product teams to translate business requirements into technical testing strategies and reduce defect leakage.</w:t>
+        <w:t>▸ Established API validation practices using RestAssured and complex Oracle SQL queries to ensure data integrity across backend services and integrations.</w:t>
       </w:r>
     </w:p>
     <w:p>
@@ -327,7 +327,7 @@
           <w:b w:val="0"/>
           <w:sz w:val="18"/>
         </w:rPr>
-        <w:t>▸ Streamlined complex test generation and deployment scripts utilizing AI tools like Gemini Code Assist to support modern engineering practices.</w:t>
+        <w:t>▸ Streamlined test generation scripts and deployment workflows by integrating AI tools like Gemini Code Assist into the daily testing process.</w:t>
       </w:r>
     </w:p>
     <w:p>

--- a/Tailored_CVs/Shinoy_Harnham_Senior_Test_Automation_Engineer.docx
+++ b/Tailored_CVs/Shinoy_Harnham_Senior_Test_Automation_Engineer.docx
@@ -70,7 +70,7 @@
           <w:b w:val="0"/>
           <w:sz w:val="19"/>
         </w:rPr>
-        <w:t>I am a QA automation engineer with over 8 years of experience building scalable test frameworks using Playwright, TypeScript, and Java. My work focuses on designing reliable end-to-end test architectures and optimising CI/CD pipelines to support fast release cycles. I've also used tools like Gemini Code Assist to streamline test generation workflows and align quality practices with engineering goals.</w:t>
+        <w:t>I am a QA automation engineer with over 8 years of experience building end-to-end testing frameworks using Java Selenium and TypeScript Playwright. My background includes designing CI/CD pipelines, handling API integrations, and using Gemini Code Assist to streamline test generation workflows. I'm looking forward to bringing this hands-on technical approach to help scale quality practices at your company.</w:t>
       </w:r>
     </w:p>
     <w:p>
@@ -288,7 +288,7 @@
           <w:b w:val="0"/>
           <w:sz w:val="18"/>
         </w:rPr>
-        <w:t>▸ Designed and maintained endtoend automated test frameworks using Playwright and TypeScript, boosting execution efficiency by 20% in microservices environments.</w:t>
+        <w:t>▸ Migrated legacy SeleniumJava test frameworks to Playwright TypeScript for critical credit workflows, improving overall execution efficiency by 20 percent.</w:t>
       </w:r>
     </w:p>
     <w:p>
@@ -301,7 +301,7 @@
           <w:b w:val="0"/>
           <w:sz w:val="18"/>
         </w:rPr>
-        <w:t>▸ Built automated CI/CD pipelines and scheduled regression test builds using Jenkins and GitHubintegrated workflows to maintain high platform stability.</w:t>
+        <w:t>▸ Integrated REST APIs and performed backend validation using Oracle SQL queries to ensure data integrity across microservices architectures.</w:t>
       </w:r>
     </w:p>
     <w:p>
@@ -314,7 +314,7 @@
           <w:b w:val="0"/>
           <w:sz w:val="18"/>
         </w:rPr>
-        <w:t>▸ Established API validation practices using RestAssured and complex Oracle SQL queries to ensure data integrity across backend services and integrations.</w:t>
+        <w:t>▸ Provisioned automated test environments and managed regression test builds through Jenkins CI/CD pipelines backed by AWS and Terraform.</w:t>
       </w:r>
     </w:p>
     <w:p>
@@ -327,7 +327,7 @@
           <w:b w:val="0"/>
           <w:sz w:val="18"/>
         </w:rPr>
-        <w:t>▸ Streamlined test generation scripts and deployment workflows by integrating AI tools like Gemini Code Assist into the daily testing process.</w:t>
+        <w:t>▸ Streamlined test generation and deployment scripts by adopting AI tools like Gemini Code Assist to speed up daily engineering tasks.</w:t>
       </w:r>
     </w:p>
     <w:p>
